--- a/Обращение-в-поддержку-Visiology.docx
+++ b/Обращение-в-поддержку-Visiology.docx
@@ -673,6 +673,87 @@
           <w:sz w:val="24"/>
           <w:szCs w:val="24"/>
         </w:rPr>
+        <w:t xml:space="preserve">Документация предписывает обратное</w:t>
+      </w:r>
+    </w:p>
+    <w:p>
+      <w:pPr>
+        <w:spacing w:after="140" w:line="276"/>
+      </w:pPr>
+      <w:r>
+        <w:rPr>
+          <w:rFonts w:ascii="Calibri" w:cs="Calibri" w:eastAsia="Calibri" w:hAnsi="Calibri"/>
+          <w:color w:val="1A232B"/>
+          <w:sz w:val="22"/>
+          <w:szCs w:val="22"/>
+        </w:rPr>
+        <w:t xml:space="preserve">Раздел «Резервное копирование и перенос данных на другой сервер» (обновлён 26 января) в части восстановления содержит прямое указание:</w:t>
+      </w:r>
+    </w:p>
+    <w:p>
+      <w:pPr>
+        <w:pBdr>
+          <w:left w:val="single" w:color="9E2B25" w:sz="12" w:space="10"/>
+        </w:pBdr>
+        <w:spacing w:after="160" w:before="60" w:line="276"/>
+        <w:ind w:left="340" w:right="340"/>
+      </w:pPr>
+      <w:r>
+        <w:rPr>
+          <w:rFonts w:ascii="Calibri" w:cs="Calibri" w:eastAsia="Calibri" w:hAnsi="Calibri"/>
+          <w:i/>
+          <w:iCs/>
+          <w:color w:val="1A232B"/>
+          <w:sz w:val="22"/>
+          <w:szCs w:val="22"/>
+        </w:rPr>
+        <w:t xml:space="preserve">«Убедитесь, что платформа на целевом стенде запущена и работает правильно»</w:t>
+      </w:r>
+    </w:p>
+    <w:p>
+      <w:pPr>
+        <w:spacing w:after="140" w:line="276"/>
+      </w:pPr>
+      <w:r>
+        <w:rPr>
+          <w:rFonts w:ascii="Calibri" w:cs="Calibri" w:eastAsia="Calibri" w:hAnsi="Calibri"/>
+          <w:color w:val="1A232B"/>
+          <w:sz w:val="22"/>
+          <w:szCs w:val="22"/>
+        </w:rPr>
+        <w:t xml:space="preserve">То есть инструкция требует, чтобы платформа во время восстановления работала. Требования останавливать сервисы в ней нет ни в одном месте: остановка платформы упоминается единственный раз — для кластера ClickHouse, где перед восстановлением предписано удалить том данных на каждом узле.</w:t>
+      </w:r>
+    </w:p>
+    <w:p>
+      <w:pPr>
+        <w:spacing w:after="140" w:line="276"/>
+      </w:pPr>
+      <w:r>
+        <w:rPr>
+          <w:rFonts w:ascii="Calibri" w:cs="Calibri" w:eastAsia="Calibri" w:hAnsi="Calibri"/>
+          <w:b/>
+          <w:bCs/>
+          <w:color w:val="1A232B"/>
+          <w:sz w:val="22"/>
+          <w:szCs w:val="22"/>
+        </w:rPr>
+        <w:t xml:space="preserve">Администратор, действующий строго по документации, гарантированно получает описанные выше ошибки.</w:t>
+      </w:r>
+    </w:p>
+    <w:p>
+      <w:pPr>
+        <w:pStyle w:val="Heading2"/>
+        <w:spacing w:after="120" w:before="280"/>
+      </w:pPr>
+      <w:r>
+        <w:rPr>
+          <w:rFonts w:ascii="Calibri" w:cs="Calibri" w:eastAsia="Calibri" w:hAnsi="Calibri"/>
+          <w:b/>
+          <w:bCs/>
+          <w:color w:val="16565E"/>
+          <w:sz w:val="24"/>
+          <w:szCs w:val="24"/>
+        </w:rPr>
         <w:t xml:space="preserve">Проверено на архиве, собранном штатными средствами</w:t>
       </w:r>
     </w:p>
@@ -2036,7 +2117,52 @@
           <w:sz w:val="24"/>
           <w:szCs w:val="24"/>
         </w:rPr>
-        <w:t xml:space="preserve">П.2. Секреты Keycloak читаются через псевдотерминал</w:t>
+        <w:t xml:space="preserve">П.2. Документация расходится с кодом по умолчанию для --with-sf</w:t>
+      </w:r>
+    </w:p>
+    <w:p>
+      <w:pPr>
+        <w:spacing w:after="140" w:line="276"/>
+      </w:pPr>
+      <w:r>
+        <w:rPr>
+          <w:rFonts w:ascii="Calibri" w:cs="Calibri" w:eastAsia="Calibri" w:hAnsi="Calibri"/>
+          <w:color w:val="1A232B"/>
+          <w:sz w:val="22"/>
+          <w:szCs w:val="22"/>
+        </w:rPr>
+        <w:t xml:space="preserve">В документации для restore.sh указано, что значение по умолчанию параметра --with-sf равно false. В коде restore.sh версии 3.16.1 задано WITH_SF=true, и встроенная справка скрипта (-h) также сообщает Default: true.</w:t>
+      </w:r>
+    </w:p>
+    <w:p>
+      <w:pPr>
+        <w:spacing w:after="140" w:line="276"/>
+      </w:pPr>
+      <w:r>
+        <w:rPr>
+          <w:rFonts w:ascii="Calibri" w:cs="Calibri" w:eastAsia="Calibri" w:hAnsi="Calibri"/>
+          <w:color w:val="1A232B"/>
+          <w:sz w:val="22"/>
+          <w:szCs w:val="22"/>
+        </w:rPr>
+        <w:t xml:space="preserve">Расхождение существенно: администратор, полагающийся на документацию, считает, что Смарт Формы не восстанавливаются, тогда как они восстанавливаются. Просим привести документацию в соответствие с кодом.</w:t>
+      </w:r>
+    </w:p>
+    <w:p>
+      <w:pPr>
+        <w:pStyle w:val="Heading2"/>
+        <w:spacing w:after="120" w:before="280"/>
+      </w:pPr>
+      <w:r>
+        <w:rPr>
+          <w:rFonts w:ascii="Calibri" w:cs="Calibri" w:eastAsia="Calibri" w:hAnsi="Calibri"/>
+          <w:b/>
+          <w:bCs/>
+          <w:color w:val="16565E"/>
+          <w:sz w:val="24"/>
+          <w:szCs w:val="24"/>
+        </w:rPr>
+        <w:t xml:space="preserve">П.3. Секреты Keycloak читаются через псевдотерминал</w:t>
       </w:r>
     </w:p>
     <w:p>
